--- a/evals/learning-loop-v2/patients/P024/materials/就诊材料.docx
+++ b/evals/learning-loop-v2/patients/P024/materials/就诊材料.docx
@@ -44,7 +44,7 @@
           <w:rFonts w:eastAsia="PingFang SC"/>
           <w:sz w:val="22"/>
         </w:rPr>
-        <w:t xml:space="preserve">9月16日 慢性肾脏病 [confirmed]；2026-06-17 AF [suspected]；9月16日 电解质紊乱 [suspected]；9月16日 肺微小结节 [finding]；2026-06-17 胆囊息肉 [finding]</w:t>
+        <w:t xml:space="preserve">9月16日 确诊：慢性肾脏病；2026-06-17 考虑：AF；9月16日 考虑：电解质紊乱；9月16日 影像提示：肺微小结节；2026-06-17 影像提示：胆囊息肉</w:t>
       </w:r>
     </w:p>
     <w:p>
@@ -62,7 +62,7 @@
           <w:rFonts w:eastAsia="PingFang SC"/>
           <w:sz w:val="22"/>
         </w:rPr>
-        <w:t xml:space="preserve">2026年8月19日 肾功能复核</w:t>
+        <w:t xml:space="preserve">检验复核记录</w:t>
       </w:r>
     </w:p>
     <w:p>
@@ -71,7 +71,7 @@
           <w:rFonts w:eastAsia="PingFang SC"/>
           <w:sz w:val="22"/>
         </w:rPr>
-        <w:t xml:space="preserve">外院发现肌酐波动，近期曾腹泻，饮水较日常减少。</w:t>
+        <w:t xml:space="preserve">2026-06-17 肌酐 93 μmol/L；2026/7/18 ALT 48 U/L</w:t>
       </w:r>
     </w:p>
     <w:p>
